--- a/BingeSpice v1.0/Final/Sequence-diagram-v1.0.docx
+++ b/BingeSpice v1.0/Final/Sequence-diagram-v1.0.docx
@@ -546,7 +546,7 @@
             </w:rPr>
             <w:fldChar w:fldCharType="separate"/>
           </w:r>
-          <w:hyperlink w:anchor="_Toc199506491" w:history="1">
+          <w:hyperlink w:anchor="_Toc199530495" w:history="1">
             <w:r>
               <w:rPr>
                 <w:rStyle w:val="Hyperlink"/>
@@ -589,7 +589,7 @@
                 <w:noProof/>
                 <w:webHidden/>
               </w:rPr>
-              <w:instrText xml:space="preserve"> PAGEREF _Toc199506491 \h </w:instrText>
+              <w:instrText xml:space="preserve"> PAGEREF _Toc199530495 \h </w:instrText>
             </w:r>
             <w:r>
               <w:rPr>
@@ -631,7 +631,7 @@
               <w:noProof/>
             </w:rPr>
           </w:pPr>
-          <w:hyperlink w:anchor="_Toc199506492" w:history="1">
+          <w:hyperlink w:anchor="_Toc199530496" w:history="1">
             <w:r>
               <w:rPr>
                 <w:rStyle w:val="Hyperlink"/>
@@ -659,7 +659,7 @@
                 <w:noProof/>
                 <w:webHidden/>
               </w:rPr>
-              <w:instrText xml:space="preserve"> PAGEREF _Toc199506492 \h </w:instrText>
+              <w:instrText xml:space="preserve"> PAGEREF _Toc199530496 \h </w:instrText>
             </w:r>
             <w:r>
               <w:rPr>
@@ -701,7 +701,7 @@
               <w:noProof/>
             </w:rPr>
           </w:pPr>
-          <w:hyperlink w:anchor="_Toc199506493" w:history="1">
+          <w:hyperlink w:anchor="_Toc199530497" w:history="1">
             <w:r>
               <w:rPr>
                 <w:rStyle w:val="Hyperlink"/>
@@ -743,7 +743,7 @@
                 <w:noProof/>
                 <w:webHidden/>
               </w:rPr>
-              <w:instrText xml:space="preserve"> PAGEREF _Toc199506493 \h </w:instrText>
+              <w:instrText xml:space="preserve"> PAGEREF _Toc199530497 \h </w:instrText>
             </w:r>
             <w:r>
               <w:rPr>
@@ -785,7 +785,7 @@
               <w:noProof/>
             </w:rPr>
           </w:pPr>
-          <w:hyperlink w:anchor="_Toc199506494" w:history="1">
+          <w:hyperlink w:anchor="_Toc199530498" w:history="1">
             <w:r>
               <w:rPr>
                 <w:rStyle w:val="Hyperlink"/>
@@ -813,7 +813,7 @@
                 <w:noProof/>
                 <w:webHidden/>
               </w:rPr>
-              <w:instrText xml:space="preserve"> PAGEREF _Toc199506494 \h </w:instrText>
+              <w:instrText xml:space="preserve"> PAGEREF _Toc199530498 \h </w:instrText>
             </w:r>
             <w:r>
               <w:rPr>
@@ -886,7 +886,7 @@
         </w:rPr>
       </w:pPr>
       <w:bookmarkStart w:id="2" w:name="_Toc198304796"/>
-      <w:bookmarkStart w:id="3" w:name="_Toc199506491"/>
+      <w:bookmarkStart w:id="3" w:name="_Toc199530495"/>
       <w:r>
         <w:rPr>
           <w:sz w:val="48"/>
@@ -1215,7 +1215,7 @@
           <w:lang w:val="el-GR"/>
         </w:rPr>
       </w:pPr>
-      <w:bookmarkStart w:id="4" w:name="_Toc199506492"/>
+      <w:bookmarkStart w:id="4" w:name="_Toc199530496"/>
       <w:r>
         <w:rPr>
           <w:sz w:val="48"/>
@@ -3093,7 +3093,7 @@
           <w:lang w:val="el-GR"/>
         </w:rPr>
       </w:pPr>
-      <w:bookmarkStart w:id="8" w:name="_Toc199506493"/>
+      <w:bookmarkStart w:id="8" w:name="_Toc199530497"/>
       <w:r>
         <w:rPr>
           <w:sz w:val="48"/>
@@ -4638,7 +4638,7 @@
           <w:lang w:val="el-GR"/>
         </w:rPr>
       </w:pPr>
-      <w:bookmarkStart w:id="11" w:name="_Toc199506494"/>
+      <w:bookmarkStart w:id="11" w:name="_Toc199530498"/>
       <w:r>
         <w:rPr>
           <w:sz w:val="48"/>
